--- a/docs/homeworks/one_way_anova_homework/one_way_anova_homework.docx
+++ b/docs/homeworks/one_way_anova_homework/one_way_anova_homework.docx
@@ -7,7 +7,7 @@
         <w:pStyle w:val="Title"/>
       </w:pPr>
       <w:r>
-        <w:t xml:space="preserve">Homework 11 — TBD</w:t>
+        <w:t xml:space="preserve">Homework 14 — One-Way ANOVA</w:t>
       </w:r>
     </w:p>
     <w:p>
@@ -15,7 +15,7 @@
         <w:pStyle w:val="Subtitle"/>
       </w:pPr>
       <w:r>
-        <w:t xml:space="preserve">TBD</w:t>
+        <w:t xml:space="preserve">a new response, assumptions, post-hoc comparisons, and your own subset</w:t>
       </w:r>
     </w:p>
     <w:p>
@@ -23,140 +23,180 @@
         <w:pStyle w:val="Author"/>
       </w:pPr>
       <w:r>
-        <w:t xml:space="preserve">Name: _________________________________ | Date: _____________</w:t>
-      </w:r>
-    </w:p>
-    <w:bookmarkStart w:id="16" w:name="assignment-overview"/>
+        <w:t xml:space="preserve">Bill Perry</w:t>
+      </w:r>
+    </w:p>
+    <w:p>
+      <w:pPr>
+        <w:pStyle w:val="Date"/>
+      </w:pPr>
+      <w:r>
+        <w:t xml:space="preserve">2026-08-27</w:t>
+      </w:r>
+    </w:p>
+    <w:bookmarkStart w:id="22" w:name="homework-14-one-way-anova"/>
     <w:p>
       <w:pPr>
         <w:pStyle w:val="Heading1"/>
       </w:pPr>
       <w:r>
-        <w:t xml:space="preserve">Assignment Overview</w:t>
+        <w:t xml:space="preserve">Homework 14 — One-Way ANOVA</w:t>
+      </w:r>
+    </w:p>
+    <w:bookmarkStart w:id="12" w:name="how-to-turn-it-in"/>
+    <w:p>
+      <w:pPr>
+        <w:pStyle w:val="Heading3"/>
+      </w:pPr>
+      <w:r>
+        <w:t xml:space="preserve">How to turn it in</w:t>
       </w:r>
     </w:p>
     <w:p>
       <w:pPr>
         <w:pStyle w:val="FirstParagraph"/>
-      </w:pPr>
-      <w:r>
-        <w:t xml:space="preserve">This homework assignment focuses on</w:t>
-      </w:r>
-    </w:p>
-    <w:bookmarkStart w:id="9" w:name="learning-objectives"/>
-    <w:p>
-      <w:pPr>
-        <w:pStyle w:val="Heading2"/>
-      </w:pPr>
-      <w:r>
-        <w:t xml:space="preserve">Learning Objectives</w:t>
-      </w:r>
-    </w:p>
-    <w:p>
-      <w:pPr>
-        <w:pStyle w:val="FirstParagraph"/>
-      </w:pPr>
-      <w:r>
-        <w:t xml:space="preserve">By completing this assignment, you will be able to:</w:t>
-      </w:r>
-    </w:p>
-    <w:p>
-      <w:pPr>
-        <w:pStyle w:val="Compact"/>
-        <w:numPr>
-          <w:ilvl w:val="0"/>
-          <w:numId w:val="1001"/>
-        </w:numPr>
       </w:pPr>
       <w:r>
         <w:rPr>
           <w:b/>
           <w:bCs/>
         </w:rPr>
-        <w:t xml:space="preserve">asdfasdf</w:t>
-      </w:r>
-    </w:p>
-    <w:p>
-      <w:pPr>
-        <w:pStyle w:val="Compact"/>
-        <w:numPr>
-          <w:ilvl w:val="0"/>
-          <w:numId w:val="1001"/>
-        </w:numPr>
-      </w:pPr>
+        <w:t xml:space="preserve">Quarto</w:t>
+      </w:r>
+      <w:r>
+        <w:t xml:space="preserve"> </w:t>
+      </w:r>
+      <w:r>
+        <w:t xml:space="preserve">homework — fill in this</w:t>
+      </w:r>
+      <w:r>
+        <w:t xml:space="preserve"> </w:t>
+      </w:r>
+      <w:r>
+        <w:rPr>
+          <w:rStyle w:val="VerbatimChar"/>
+        </w:rPr>
+        <w:t xml:space="preserve">.qmd</w:t>
+      </w:r>
+      <w:r>
+        <w:t xml:space="preserve">,</w:t>
+      </w:r>
+      <w:r>
+        <w:t xml:space="preserve"> </w:t>
+      </w:r>
       <w:r>
         <w:rPr>
           <w:b/>
           <w:bCs/>
         </w:rPr>
-        <w:t xml:space="preserve">adsfafdsa</w:t>
-      </w:r>
-    </w:p>
-    <w:bookmarkEnd w:id="9"/>
-    <w:bookmarkStart w:id="10" w:name="data-description"/>
-    <w:p>
-      <w:pPr>
-        <w:pStyle w:val="Heading2"/>
-      </w:pPr>
-      <w:r>
-        <w:t xml:space="preserve">Data Description</w:t>
-      </w:r>
-    </w:p>
-    <w:bookmarkEnd w:id="10"/>
-    <w:bookmarkStart w:id="15" w:name="goals-to-accomplish"/>
-    <w:p>
-      <w:pPr>
-        <w:pStyle w:val="Heading2"/>
-      </w:pPr>
-      <w:r>
-        <w:t xml:space="preserve">Goals to accomplish</w:t>
-      </w:r>
-    </w:p>
-    <w:p>
-      <w:pPr>
-        <w:numPr>
-          <w:ilvl w:val="0"/>
-          <w:numId w:val="1002"/>
-        </w:numPr>
-      </w:pPr>
-      <w:r>
-        <w:t xml:space="preserve">324543</w:t>
-      </w:r>
-    </w:p>
-    <w:p>
-      <w:pPr>
-        <w:numPr>
-          <w:ilvl w:val="0"/>
-          <w:numId w:val="1002"/>
-        </w:numPr>
-      </w:pPr>
-      <w:r>
-        <w:t xml:space="preserve">45345</w:t>
-      </w:r>
-    </w:p>
-    <w:p>
-      <w:pPr>
-        <w:pStyle w:val="Heading2"/>
-        <w:numPr>
-          <w:ilvl w:val="0"/>
-          <w:numId w:val="1002"/>
-        </w:numPr>
-      </w:pPr>
-      <w:bookmarkStart w:id="11" w:name="section"/>
-      <w:r>
-        <w:t xml:space="preserve">4534</w:t>
-      </w:r>
-      <w:bookmarkEnd w:id="11"/>
+        <w:t xml:space="preserve">Render</w:t>
+      </w:r>
+      <w:r>
+        <w:t xml:space="preserve">, submit both files.</w:t>
+      </w:r>
+    </w:p>
+    <w:p>
+      <w:pPr>
+        <w:pStyle w:val="BodyText"/>
+      </w:pPr>
+      <w:r>
+        <w:t xml:space="preserve">The hypothesis, prediction, and interpretation questions below (Tasks 7 and 8)</w:t>
+      </w:r>
+      <w:r>
+        <w:t xml:space="preserve"> </w:t>
+      </w:r>
+      <w:r>
+        <w:t xml:space="preserve">must be answered</w:t>
+      </w:r>
+      <w:r>
+        <w:t xml:space="preserve"> </w:t>
+      </w:r>
+      <w:r>
+        <w:rPr>
+          <w:b/>
+          <w:bCs/>
+        </w:rPr>
+        <w:t xml:space="preserve">by hand on paper</w:t>
+      </w:r>
+      <w:r>
+        <w:t xml:space="preserve">, photographed clearly, and embedded as</w:t>
+      </w:r>
+      <w:r>
+        <w:t xml:space="preserve"> </w:t>
+      </w:r>
+      <w:r>
+        <w:t xml:space="preserve">images in your rendered report (see the tip at Task 7 for how to insert a</w:t>
+      </w:r>
+      <w:r>
+        <w:t xml:space="preserve"> </w:t>
+      </w:r>
+      <w:r>
+        <w:t xml:space="preserve">photo into a</w:t>
+      </w:r>
+      <w:r>
+        <w:t xml:space="preserve"> </w:t>
+      </w:r>
+      <w:r>
+        <w:rPr>
+          <w:rStyle w:val="VerbatimChar"/>
+        </w:rPr>
+        <w:t xml:space="preserve">.qmd</w:t>
+      </w:r>
+      <w:r>
+        <w:t xml:space="preserve">). Typed answers to those two tasks receive</w:t>
+      </w:r>
+      <w:r>
+        <w:t xml:space="preserve"> </w:t>
+      </w:r>
+      <w:r>
+        <w:rPr>
+          <w:b/>
+          <w:bCs/>
+        </w:rPr>
+        <w:t xml:space="preserve">at most half</w:t>
+      </w:r>
+      <w:r>
+        <w:rPr>
+          <w:b/>
+          <w:bCs/>
+        </w:rPr>
+        <w:t xml:space="preserve"> </w:t>
+      </w:r>
+      <w:r>
+        <w:rPr>
+          <w:b/>
+          <w:bCs/>
+        </w:rPr>
+        <w:t xml:space="preserve">credit, even if correct</w:t>
+      </w:r>
+      <w:r>
+        <w:t xml:space="preserve"> </w:t>
+      </w:r>
+      <w:r>
+        <w:t xml:space="preserve">— I want to see your own handwriting and your own</w:t>
+      </w:r>
+      <w:r>
+        <w:t xml:space="preserve"> </w:t>
+      </w:r>
+      <w:r>
+        <w:t xml:space="preserve">reasoning develop on the page, not a pasted answer. Everything else (code,</w:t>
+      </w:r>
+      <w:r>
+        <w:t xml:space="preserve"> </w:t>
+      </w:r>
+      <w:r>
+        <w:t xml:space="preserve">plots, numeric results) is typed as usual.</w:t>
+      </w:r>
     </w:p>
     <w:tbl>
       <w:tblPr>
         <w:tblStyle w:val="Table"/>
         <w:tblLook w:firstRow="0" w:lastRow="0" w:firstColumn="0" w:lastColumn="0" w:noHBand="0" w:noVBand="0" w:val="0000"/>
         <w:tblBorders>
-          <w:top w:val="single" w:sz="4" w:space="0" w:color="0758E5"/>
-          <w:left w:val="single" w:sz="24" w:space="0" w:color="0758E5"/>
-          <w:bottom w:val="single" w:sz="4" w:space="0" w:color="0758E5"/>
-          <w:right w:val="single" w:sz="4" w:space="0" w:color="0758E5"/>
+          <w:top w:val="single" w:sz="4" w:space="0" w:color="00A047"/>
+          <w:left w:val="single" w:sz="24" w:space="0" w:color="00A047"/>
+          <w:bottom w:val="single" w:sz="4" w:space="0" w:color="00A047"/>
+          <w:right w:val="single" w:sz="4" w:space="0" w:color="00A047"/>
         </w:tblBorders>
         <w:tblCellMar>
           <w:left w:w="144" w:type="dxa"/>
@@ -170,7 +210,7 @@
         </w:trPr>
         <w:tc>
           <w:tcPr>
-            <w:shd w:color="auto" w:fill="dae6fb" w:val="clear"/>
+            <w:shd w:color="auto" w:fill="ccf1e3" w:val="clear"/>
             <w:tcMar>
               <w:top w:w="92" w:type="dxa"/>
               <w:bottom w:w="92" w:type="dxa"/>
@@ -178,7 +218,7 @@
           </w:tcPr>
           <w:p>
             <w:pPr>
-              <w:pStyle w:val="FirstParagraph"/>
+              <w:pStyle w:val="BodyText"/>
             </w:pPr>
             <w:pPr>
               <w:spacing w:before="0" w:after="0"/>
@@ -189,18 +229,18 @@
                 <wp:inline>
                   <wp:extent cx="152400" cy="152400"/>
                   <wp:effectExtent b="0" l="0" r="0" t="0"/>
-                  <wp:docPr descr="" title="" id="13" name="Picture"/>
+                  <wp:docPr descr="" title="" id="10" name="Picture"/>
                   <a:graphic>
                     <a:graphicData uri="http://schemas.openxmlformats.org/drawingml/2006/picture">
                       <pic:pic>
                         <pic:nvPicPr>
-                          <pic:cNvPr descr="/Applications/Positron.app/Contents/Resources/app/quarto/share/formats/docx/note.png" id="14" name="Picture"/>
+                          <pic:cNvPr descr="/Applications/Positron.app/Contents/Resources/app/quarto/share/formats/docx/tip.png" id="11" name="Picture"/>
                           <pic:cNvPicPr>
                             <a:picLocks noChangeArrowheads="1" noChangeAspect="1"/>
                           </pic:cNvPicPr>
                         </pic:nvPicPr>
                         <pic:blipFill>
-                          <a:blip r:embed="rId12"/>
+                          <a:blip r:embed="rId9"/>
                           <a:stretch>
                             <a:fillRect/>
                           </a:stretch>
@@ -233,7 +273,7 @@
               <w:t xml:space="preserve"> </w:t>
             </w:r>
             <w:r>
-              <w:t xml:space="preserve">Important Background</w:t>
+              <w:t xml:space="preserve">Loading the data — a built-in package (no file!)</w:t>
             </w:r>
           </w:p>
         </w:tc>
@@ -251,21 +291,892 @@
           </w:tcPr>
           <w:p>
             <w:pPr>
-              <w:pStyle w:val="BodyText"/>
-            </w:pPr>
-            <w:pPr>
-              <w:spacing w:before="16" w:after="16"/>
+              <w:pStyle w:val="SourceCode"/>
             </w:pPr>
             <w:r>
-              <w:t xml:space="preserve">Stuff to know</w:t>
+              <w:rPr>
+                <w:rStyle w:val="FunctionTok"/>
+              </w:rPr>
+              <w:t xml:space="preserve">library</w:t>
+            </w:r>
+            <w:r>
+              <w:rPr>
+                <w:rStyle w:val="NormalTok"/>
+              </w:rPr>
+              <w:t xml:space="preserve">(tidyverse)</w:t>
+            </w:r>
+            <w:r>
+              <w:br/>
+            </w:r>
+            <w:r>
+              <w:rPr>
+                <w:rStyle w:val="FunctionTok"/>
+              </w:rPr>
+              <w:t xml:space="preserve">library</w:t>
+            </w:r>
+            <w:r>
+              <w:rPr>
+                <w:rStyle w:val="NormalTok"/>
+              </w:rPr>
+              <w:t xml:space="preserve">(palmerpenguins)</w:t>
+            </w:r>
+            <w:r>
+              <w:br/>
+            </w:r>
+            <w:r>
+              <w:rPr>
+                <w:rStyle w:val="FunctionTok"/>
+              </w:rPr>
+              <w:t xml:space="preserve">library</w:t>
+            </w:r>
+            <w:r>
+              <w:rPr>
+                <w:rStyle w:val="NormalTok"/>
+              </w:rPr>
+              <w:t xml:space="preserve">(car)       </w:t>
+            </w:r>
+            <w:r>
+              <w:rPr>
+                <w:rStyle w:val="CommentTok"/>
+              </w:rPr>
+              <w:t xml:space="preserve"># Anova(), leveneTest()</w:t>
+            </w:r>
+            <w:r>
+              <w:br/>
+            </w:r>
+            <w:r>
+              <w:rPr>
+                <w:rStyle w:val="FunctionTok"/>
+              </w:rPr>
+              <w:t xml:space="preserve">library</w:t>
+            </w:r>
+            <w:r>
+              <w:rPr>
+                <w:rStyle w:val="NormalTok"/>
+              </w:rPr>
+              <w:t xml:space="preserve">(emmeans)   </w:t>
+            </w:r>
+            <w:r>
+              <w:rPr>
+                <w:rStyle w:val="CommentTok"/>
+              </w:rPr>
+              <w:t xml:space="preserve"># post-hoc</w:t>
+            </w:r>
+            <w:r>
+              <w:br/>
+            </w:r>
+            <w:r>
+              <w:rPr>
+                <w:rStyle w:val="NormalTok"/>
+              </w:rPr>
+              <w:t xml:space="preserve">penguins_df </w:t>
+            </w:r>
+            <w:r>
+              <w:rPr>
+                <w:rStyle w:val="OtherTok"/>
+              </w:rPr>
+              <w:t xml:space="preserve">&lt;-</w:t>
+            </w:r>
+            <w:r>
+              <w:rPr>
+                <w:rStyle w:val="NormalTok"/>
+              </w:rPr>
+              <w:t xml:space="preserve"> penguins </w:t>
+            </w:r>
+            <w:r>
+              <w:rPr>
+                <w:rStyle w:val="SpecialCharTok"/>
+              </w:rPr>
+              <w:t xml:space="preserve">%&gt;%</w:t>
+            </w:r>
+            <w:r>
+              <w:rPr>
+                <w:rStyle w:val="NormalTok"/>
+              </w:rPr>
+              <w:t xml:space="preserve"> </w:t>
+            </w:r>
+            <w:r>
+              <w:rPr>
+                <w:rStyle w:val="FunctionTok"/>
+              </w:rPr>
+              <w:t xml:space="preserve">drop_na</w:t>
+            </w:r>
+            <w:r>
+              <w:rPr>
+                <w:rStyle w:val="NormalTok"/>
+              </w:rPr>
+              <w:t xml:space="preserve">(flipper_length_mm, species)</w:t>
             </w:r>
           </w:p>
           <w:p/>
         </w:tc>
       </w:tr>
     </w:tbl>
+    <w:p>
+      <w:r>
+        <w:pict>
+          <v:rect style="width:0;height:1.5pt" o:hralign="center" o:hrstd="t" o:hr="t"/>
+        </w:pict>
+      </w:r>
+    </w:p>
+    <w:bookmarkEnd w:id="12"/>
+    <w:bookmarkStart w:id="13" w:name="task-1-explore-2-pts"/>
+    <w:p>
+      <w:pPr>
+        <w:pStyle w:val="Heading3"/>
+      </w:pPr>
+      <w:r>
+        <w:t xml:space="preserve">Task 1 — Explore (2 pts)</w:t>
+      </w:r>
+    </w:p>
+    <w:p>
+      <w:pPr>
+        <w:pStyle w:val="FirstParagraph"/>
+      </w:pPr>
+      <w:r>
+        <w:t xml:space="preserve">Make a boxplot of</w:t>
+      </w:r>
+      <w:r>
+        <w:t xml:space="preserve"> </w:t>
+      </w:r>
+      <w:r>
+        <w:rPr>
+          <w:rStyle w:val="VerbatimChar"/>
+        </w:rPr>
+        <w:t xml:space="preserve">flipper_length_mm</w:t>
+      </w:r>
+      <w:r>
+        <w:t xml:space="preserve"> </w:t>
+      </w:r>
+      <w:r>
+        <w:t xml:space="preserve">by</w:t>
+      </w:r>
+      <w:r>
+        <w:t xml:space="preserve"> </w:t>
+      </w:r>
+      <w:r>
+        <w:rPr>
+          <w:rStyle w:val="VerbatimChar"/>
+        </w:rPr>
+        <w:t xml:space="preserve">species</w:t>
+      </w:r>
+      <w:r>
+        <w:t xml:space="preserve">. In class we used body mass — here use</w:t>
+      </w:r>
+      <w:r>
+        <w:t xml:space="preserve"> </w:t>
+      </w:r>
+      <w:r>
+        <w:rPr>
+          <w:b/>
+          <w:bCs/>
+        </w:rPr>
+        <w:t xml:space="preserve">flipper length</w:t>
+      </w:r>
+      <w:r>
+        <w:t xml:space="preserve">. Predict, before testing: do all three species differ?</w:t>
+      </w:r>
+    </w:p>
+    <w:bookmarkEnd w:id="13"/>
+    <w:bookmarkStart w:id="14" w:name="task-2-fit-assumptions-2-pts"/>
+    <w:p>
+      <w:pPr>
+        <w:pStyle w:val="Heading3"/>
+      </w:pPr>
+      <w:r>
+        <w:t xml:space="preserve">Task 2 — Fit + assumptions (2 pts)</w:t>
+      </w:r>
+    </w:p>
+    <w:p>
+      <w:pPr>
+        <w:pStyle w:val="FirstParagraph"/>
+      </w:pPr>
+      <w:r>
+        <w:t xml:space="preserve">Fit</w:t>
+      </w:r>
+      <w:r>
+        <w:t xml:space="preserve"> </w:t>
+      </w:r>
+      <w:r>
+        <w:rPr>
+          <w:rStyle w:val="VerbatimChar"/>
+        </w:rPr>
+        <w:t xml:space="preserve">lm(flipper_length_mm ~ species)</w:t>
+      </w:r>
+      <w:r>
+        <w:t xml:space="preserve">. Check the residual QQ plot and run</w:t>
+      </w:r>
+      <w:r>
+        <w:t xml:space="preserve"> </w:t>
+      </w:r>
+      <w:r>
+        <w:rPr>
+          <w:rStyle w:val="VerbatimChar"/>
+        </w:rPr>
+        <w:t xml:space="preserve">leveneTest()</w:t>
+      </w:r>
+      <w:r>
+        <w:t xml:space="preserve">. In one sentence each: do normality and equal variance look OK?</w:t>
+      </w:r>
+    </w:p>
+    <w:bookmarkEnd w:id="14"/>
+    <w:bookmarkStart w:id="15" w:name="task-3-the-test-2-pts"/>
+    <w:p>
+      <w:pPr>
+        <w:pStyle w:val="Heading3"/>
+      </w:pPr>
+      <w:r>
+        <w:t xml:space="preserve">Task 3 — The test (2 pts)</w:t>
+      </w:r>
+    </w:p>
+    <w:p>
+      <w:pPr>
+        <w:pStyle w:val="FirstParagraph"/>
+      </w:pPr>
+      <w:r>
+        <w:t xml:space="preserve">Print the Type II ANOVA table with</w:t>
+      </w:r>
+      <w:r>
+        <w:t xml:space="preserve"> </w:t>
+      </w:r>
+      <w:r>
+        <w:rPr>
+          <w:rStyle w:val="VerbatimChar"/>
+        </w:rPr>
+        <w:t xml:space="preserve">car::Anova(model, type = "II")</w:t>
+      </w:r>
+      <w:r>
+        <w:t xml:space="preserve">. Report F, both df, and the p-value. Do you reject H₀?</w:t>
+      </w:r>
+    </w:p>
     <w:bookmarkEnd w:id="15"/>
+    <w:bookmarkStart w:id="16" w:name="task-4-the-twist-which-differ-2-pts"/>
+    <w:p>
+      <w:pPr>
+        <w:pStyle w:val="Heading3"/>
+      </w:pPr>
+      <w:r>
+        <w:t xml:space="preserve">Task 4 — The twist: which differ? (2 pts)</w:t>
+      </w:r>
+    </w:p>
+    <w:p>
+      <w:pPr>
+        <w:pStyle w:val="FirstParagraph"/>
+      </w:pPr>
+      <w:r>
+        <w:t xml:space="preserve">Run</w:t>
+      </w:r>
+      <w:r>
+        <w:t xml:space="preserve"> </w:t>
+      </w:r>
+      <w:r>
+        <w:rPr>
+          <w:rStyle w:val="VerbatimChar"/>
+        </w:rPr>
+        <w:t xml:space="preserve">emmeans(model, pairwise ~ species)</w:t>
+      </w:r>
+      <w:r>
+        <w:t xml:space="preserve"> </w:t>
+      </w:r>
+      <w:r>
+        <w:t xml:space="preserve">and read the pairwise comparisons. Which species pairs differ, and which (if any) do not?</w:t>
+      </w:r>
+    </w:p>
     <w:bookmarkEnd w:id="16"/>
+    <w:bookmarkStart w:id="17" w:name="task-5-report-2-pts"/>
+    <w:p>
+      <w:pPr>
+        <w:pStyle w:val="Heading3"/>
+      </w:pPr>
+      <w:r>
+        <w:t xml:space="preserve">Task 5 — Report (2 pts)</w:t>
+      </w:r>
+    </w:p>
+    <w:p>
+      <w:pPr>
+        <w:pStyle w:val="FirstParagraph"/>
+      </w:pPr>
+      <w:r>
+        <w:t xml:space="preserve">Write one results sentence: test type, F(df1, df2), p, and which species has the longest flippers.</w:t>
+      </w:r>
+    </w:p>
+    <w:p>
+      <w:r>
+        <w:pict>
+          <v:rect style="width:0;height:1.5pt" o:hralign="center" o:hrstd="t" o:hr="t"/>
+        </w:pict>
+      </w:r>
+    </w:p>
+    <w:bookmarkEnd w:id="17"/>
+    <w:bookmarkStart w:id="21" w:name="push-it-further-your-own-subset"/>
+    <w:p>
+      <w:pPr>
+        <w:pStyle w:val="Heading2"/>
+      </w:pPr>
+      <w:r>
+        <w:t xml:space="preserve">Push it further — your own subset</w:t>
+      </w:r>
+    </w:p>
+    <w:p>
+      <w:pPr>
+        <w:pStyle w:val="FirstParagraph"/>
+      </w:pPr>
+      <w:r>
+        <w:t xml:space="preserve">Everyone above just ran the identical analysis on the full dataset, so</w:t>
+      </w:r>
+      <w:r>
+        <w:t xml:space="preserve"> </w:t>
+      </w:r>
+      <w:r>
+        <w:t xml:space="preserve">everyone’s F, p, and letters match. Not anymore:</w:t>
+      </w:r>
+      <w:r>
+        <w:t xml:space="preserve"> </w:t>
+      </w:r>
+      <w:r>
+        <w:rPr>
+          <w:b/>
+          <w:bCs/>
+        </w:rPr>
+        <w:t xml:space="preserve">pick one sex</w:t>
+      </w:r>
+      <w:r>
+        <w:t xml:space="preserve"> </w:t>
+      </w:r>
+      <w:r>
+        <w:t xml:space="preserve">—</w:t>
+      </w:r>
+      <w:r>
+        <w:t xml:space="preserve"> </w:t>
+      </w:r>
+      <w:r>
+        <w:rPr>
+          <w:rStyle w:val="VerbatimChar"/>
+        </w:rPr>
+        <w:t xml:space="preserve">"male"</w:t>
+      </w:r>
+      <w:r>
+        <w:t xml:space="preserve"> </w:t>
+      </w:r>
+      <w:r>
+        <w:t xml:space="preserve">or</w:t>
+      </w:r>
+      <w:r>
+        <w:t xml:space="preserve"> </w:t>
+      </w:r>
+      <w:r>
+        <w:rPr>
+          <w:rStyle w:val="VerbatimChar"/>
+        </w:rPr>
+        <w:t xml:space="preserve">"female"</w:t>
+      </w:r>
+      <w:r>
+        <w:t xml:space="preserve"> </w:t>
+      </w:r>
+      <w:r>
+        <w:t xml:space="preserve">— and re-run the analysis on</w:t>
+      </w:r>
+      <w:r>
+        <w:t xml:space="preserve"> </w:t>
+      </w:r>
+      <w:r>
+        <w:rPr>
+          <w:b/>
+          <w:bCs/>
+        </w:rPr>
+        <w:t xml:space="preserve">only</w:t>
+      </w:r>
+      <w:r>
+        <w:t xml:space="preserve"> </w:t>
+      </w:r>
+      <w:r>
+        <w:t xml:space="preserve">that half of the</w:t>
+      </w:r>
+      <w:r>
+        <w:t xml:space="preserve"> </w:t>
+      </w:r>
+      <w:r>
+        <w:t xml:space="preserve">data. Write down which sex you picked before you start.</w:t>
+      </w:r>
+    </w:p>
+    <w:bookmarkStart w:id="18" w:name="task-6-refit-on-your-subset-3-pts"/>
+    <w:p>
+      <w:pPr>
+        <w:pStyle w:val="Heading3"/>
+      </w:pPr>
+      <w:r>
+        <w:t xml:space="preserve">Task 6 — Refit on your subset (3 pts)</w:t>
+      </w:r>
+    </w:p>
+    <w:p>
+      <w:pPr>
+        <w:pStyle w:val="SourceCode"/>
+      </w:pPr>
+      <w:r>
+        <w:rPr>
+          <w:rStyle w:val="CommentTok"/>
+        </w:rPr>
+        <w:t xml:space="preserve"># Replace ___ with "male" or "female" — your choice</w:t>
+      </w:r>
+      <w:r>
+        <w:br/>
+      </w:r>
+      <w:r>
+        <w:rPr>
+          <w:rStyle w:val="NormalTok"/>
+        </w:rPr>
+        <w:t xml:space="preserve">penguins_sub </w:t>
+      </w:r>
+      <w:r>
+        <w:rPr>
+          <w:rStyle w:val="OtherTok"/>
+        </w:rPr>
+        <w:t xml:space="preserve">&lt;-</w:t>
+      </w:r>
+      <w:r>
+        <w:rPr>
+          <w:rStyle w:val="NormalTok"/>
+        </w:rPr>
+        <w:t xml:space="preserve"> penguins_df </w:t>
+      </w:r>
+      <w:r>
+        <w:rPr>
+          <w:rStyle w:val="SpecialCharTok"/>
+        </w:rPr>
+        <w:t xml:space="preserve">%&gt;%</w:t>
+      </w:r>
+      <w:r>
+        <w:rPr>
+          <w:rStyle w:val="NormalTok"/>
+        </w:rPr>
+        <w:t xml:space="preserve"> </w:t>
+      </w:r>
+      <w:r>
+        <w:rPr>
+          <w:rStyle w:val="FunctionTok"/>
+        </w:rPr>
+        <w:t xml:space="preserve">filter</w:t>
+      </w:r>
+      <w:r>
+        <w:rPr>
+          <w:rStyle w:val="NormalTok"/>
+        </w:rPr>
+        <w:t xml:space="preserve">(sex </w:t>
+      </w:r>
+      <w:r>
+        <w:rPr>
+          <w:rStyle w:val="SpecialCharTok"/>
+        </w:rPr>
+        <w:t xml:space="preserve">==</w:t>
+      </w:r>
+      <w:r>
+        <w:rPr>
+          <w:rStyle w:val="NormalTok"/>
+        </w:rPr>
+        <w:t xml:space="preserve"> </w:t>
+      </w:r>
+      <w:r>
+        <w:rPr>
+          <w:rStyle w:val="StringTok"/>
+        </w:rPr>
+        <w:t xml:space="preserve">"___"</w:t>
+      </w:r>
+      <w:r>
+        <w:rPr>
+          <w:rStyle w:val="NormalTok"/>
+        </w:rPr>
+        <w:t xml:space="preserve">)</w:t>
+      </w:r>
+    </w:p>
+    <w:p>
+      <w:pPr>
+        <w:pStyle w:val="FirstParagraph"/>
+      </w:pPr>
+      <w:r>
+        <w:t xml:space="preserve">Refit</w:t>
+      </w:r>
+      <w:r>
+        <w:t xml:space="preserve"> </w:t>
+      </w:r>
+      <w:r>
+        <w:rPr>
+          <w:rStyle w:val="VerbatimChar"/>
+        </w:rPr>
+        <w:t xml:space="preserve">lm(flipper_length_mm ~ species, data = penguins_sub)</w:t>
+      </w:r>
+      <w:r>
+        <w:t xml:space="preserve">, re-run</w:t>
+      </w:r>
+      <w:r>
+        <w:t xml:space="preserve"> </w:t>
+      </w:r>
+      <w:r>
+        <w:rPr>
+          <w:rStyle w:val="VerbatimChar"/>
+        </w:rPr>
+        <w:t xml:space="preserve">car::Anova(type = "II")</w:t>
+      </w:r>
+      <w:r>
+        <w:t xml:space="preserve">, and re-run the</w:t>
+      </w:r>
+      <w:r>
+        <w:t xml:space="preserve"> </w:t>
+      </w:r>
+      <w:r>
+        <w:rPr>
+          <w:rStyle w:val="VerbatimChar"/>
+        </w:rPr>
+        <w:t xml:space="preserve">emmeans</w:t>
+      </w:r>
+      <w:r>
+        <w:t xml:space="preserve"> </w:t>
+      </w:r>
+      <w:r>
+        <w:t xml:space="preserve">post-hoc comparison on</w:t>
+      </w:r>
+      <w:r>
+        <w:t xml:space="preserve"> </w:t>
+      </w:r>
+      <w:r>
+        <w:t xml:space="preserve">this subset. Report the new F, df, p-value, and which species pairs differ</w:t>
+      </w:r>
+      <w:r>
+        <w:t xml:space="preserve"> </w:t>
+      </w:r>
+      <w:r>
+        <w:t xml:space="preserve">now. State your sample size (</w:t>
+      </w:r>
+      <w:r>
+        <w:rPr>
+          <w:rStyle w:val="VerbatimChar"/>
+        </w:rPr>
+        <w:t xml:space="preserve">nrow(penguins_sub)</w:t>
+      </w:r>
+      <w:r>
+        <w:t xml:space="preserve">) — it should be noticeably</w:t>
+      </w:r>
+      <w:r>
+        <w:t xml:space="preserve"> </w:t>
+      </w:r>
+      <w:r>
+        <w:t xml:space="preserve">smaller than Task 3’s.</w:t>
+      </w:r>
+    </w:p>
+    <w:bookmarkEnd w:id="18"/>
+    <w:bookmarkStart w:id="19" w:name="Xed6f448072c9b11a9aad66c429ab38923576069"/>
+    <w:p>
+      <w:pPr>
+        <w:pStyle w:val="Heading3"/>
+      </w:pPr>
+      <w:r>
+        <w:t xml:space="preserve">Task 7 — Predict, then check (handwritten, 3 pts)</w:t>
+      </w:r>
+    </w:p>
+    <w:p>
+      <w:pPr>
+        <w:pStyle w:val="FirstParagraph"/>
+      </w:pPr>
+      <w:r>
+        <w:rPr>
+          <w:b/>
+          <w:bCs/>
+        </w:rPr>
+        <w:t xml:space="preserve">Before</w:t>
+      </w:r>
+      <w:r>
+        <w:t xml:space="preserve"> </w:t>
+      </w:r>
+      <w:r>
+        <w:t xml:space="preserve">you run Task 6, on paper, by hand, write down:</w:t>
+      </w:r>
+    </w:p>
+    <w:p>
+      <w:pPr>
+        <w:pStyle w:val="Compact"/>
+        <w:numPr>
+          <w:ilvl w:val="0"/>
+          <w:numId w:val="1001"/>
+        </w:numPr>
+      </w:pPr>
+      <w:r>
+        <w:t xml:space="preserve">Which sex you chose and why (just pick one — there’s no wrong answer).</w:t>
+      </w:r>
+    </w:p>
+    <w:p>
+      <w:pPr>
+        <w:pStyle w:val="Compact"/>
+        <w:numPr>
+          <w:ilvl w:val="0"/>
+          <w:numId w:val="1001"/>
+        </w:numPr>
+      </w:pPr>
+      <w:r>
+        <w:t xml:space="preserve">Your prediction: will restricting to one sex change</w:t>
+      </w:r>
+      <w:r>
+        <w:t xml:space="preserve"> </w:t>
+      </w:r>
+      <w:r>
+        <w:rPr>
+          <w:b/>
+          <w:bCs/>
+        </w:rPr>
+        <w:t xml:space="preserve">which</w:t>
+      </w:r>
+      <w:r>
+        <w:t xml:space="preserve"> </w:t>
+      </w:r>
+      <w:r>
+        <w:t xml:space="preserve">species</w:t>
+      </w:r>
+      <w:r>
+        <w:t xml:space="preserve"> </w:t>
+      </w:r>
+      <w:r>
+        <w:t xml:space="preserve">pairs differ, compared to your full-data result in Task 4? Will the</w:t>
+      </w:r>
+      <w:r>
+        <w:t xml:space="preserve"> </w:t>
+      </w:r>
+      <w:r>
+        <w:t xml:space="preserve">F-statistic likely get bigger or smaller, and why (think about what</w:t>
+      </w:r>
+      <w:r>
+        <w:t xml:space="preserve"> </w:t>
+      </w:r>
+      <w:r>
+        <w:t xml:space="preserve">happens to sample size and to within-group variance when you remove</w:t>
+      </w:r>
+      <w:r>
+        <w:t xml:space="preserve"> </w:t>
+      </w:r>
+      <w:r>
+        <w:t xml:space="preserve">half the data)?</w:t>
+      </w:r>
+    </w:p>
+    <w:p>
+      <w:pPr>
+        <w:pStyle w:val="FirstParagraph"/>
+      </w:pPr>
+      <w:r>
+        <w:t xml:space="preserve">Then run Task 6. Still by hand, write:</w:t>
+      </w:r>
+    </w:p>
+    <w:p>
+      <w:pPr>
+        <w:pStyle w:val="Compact"/>
+        <w:numPr>
+          <w:ilvl w:val="0"/>
+          <w:numId w:val="1002"/>
+        </w:numPr>
+      </w:pPr>
+      <w:r>
+        <w:t xml:space="preserve">Your</w:t>
+      </w:r>
+      <w:r>
+        <w:t xml:space="preserve"> </w:t>
+      </w:r>
+      <w:r>
+        <w:rPr>
+          <w:b/>
+          <w:bCs/>
+        </w:rPr>
+        <w:t xml:space="preserve">actual</w:t>
+      </w:r>
+      <w:r>
+        <w:t xml:space="preserve"> </w:t>
+      </w:r>
+      <w:r>
+        <w:t xml:space="preserve">F-statistic, p-value, and which pairs differ now —</w:t>
+      </w:r>
+      <w:r>
+        <w:t xml:space="preserve"> </w:t>
+      </w:r>
+      <w:r>
+        <w:t xml:space="preserve">copied from your own real output, not a guess.</w:t>
+      </w:r>
+    </w:p>
+    <w:p>
+      <w:pPr>
+        <w:pStyle w:val="Compact"/>
+        <w:numPr>
+          <w:ilvl w:val="0"/>
+          <w:numId w:val="1002"/>
+        </w:numPr>
+      </w:pPr>
+      <w:r>
+        <w:t xml:space="preserve">Were you right? If your prediction and your result don’t match, say so</w:t>
+      </w:r>
+      <w:r>
+        <w:t xml:space="preserve"> </w:t>
+      </w:r>
+      <w:r>
+        <w:t xml:space="preserve">honestly and explain what you think you got wrong about how ANOVA</w:t>
+      </w:r>
+      <w:r>
+        <w:t xml:space="preserve"> </w:t>
+      </w:r>
+      <w:r>
+        <w:t xml:space="preserve">responds to a smaller, more homogeneous subset.</w:t>
+      </w:r>
+    </w:p>
+    <w:p>
+      <w:pPr>
+        <w:pStyle w:val="FirstParagraph"/>
+      </w:pPr>
+      <w:r>
+        <w:t xml:space="preserve">Photograph your handwritten page(s) and embed them, e.g.:</w:t>
+      </w:r>
+    </w:p>
+    <w:p>
+      <w:pPr>
+        <w:pStyle w:val="SourceCode"/>
+      </w:pPr>
+      <w:r>
+        <w:rPr>
+          <w:rStyle w:val="AlertTok"/>
+        </w:rPr>
+        <w:t xml:space="preserve">![My Task 7 prediction and result](task7_handwritten.jpg)</w:t>
+      </w:r>
+    </w:p>
+    <w:bookmarkEnd w:id="19"/>
+    <w:bookmarkStart w:id="20" w:name="X4c0d02002d9616df4daa1e6b44bb6b50405faf8"/>
+    <w:p>
+      <w:pPr>
+        <w:pStyle w:val="Heading3"/>
+      </w:pPr>
+      <w:r>
+        <w:t xml:space="preserve">Task 8 — Explain it, by hand (handwritten, 3 pts)</w:t>
+      </w:r>
+    </w:p>
+    <w:p>
+      <w:pPr>
+        <w:pStyle w:val="FirstParagraph"/>
+      </w:pPr>
+      <w:r>
+        <w:t xml:space="preserve">On the same handwritten page(s), answer using</w:t>
+      </w:r>
+      <w:r>
+        <w:t xml:space="preserve"> </w:t>
+      </w:r>
+      <w:r>
+        <w:rPr>
+          <w:b/>
+          <w:bCs/>
+        </w:rPr>
+        <w:t xml:space="preserve">your own actual numbers</w:t>
+      </w:r>
+      <w:r>
+        <w:t xml:space="preserve"> </w:t>
+      </w:r>
+      <w:r>
+        <w:t xml:space="preserve">from Task 6 (not the class example, not generic values):</w:t>
+      </w:r>
+    </w:p>
+    <w:p>
+      <w:pPr>
+        <w:pStyle w:val="Compact"/>
+        <w:numPr>
+          <w:ilvl w:val="0"/>
+          <w:numId w:val="1003"/>
+        </w:numPr>
+      </w:pPr>
+      <w:r>
+        <w:t xml:space="preserve">State H₀ and Hₐ for your sex-subset test in Task 6.</w:t>
+      </w:r>
+    </w:p>
+    <w:p>
+      <w:pPr>
+        <w:pStyle w:val="Compact"/>
+        <w:numPr>
+          <w:ilvl w:val="0"/>
+          <w:numId w:val="1003"/>
+        </w:numPr>
+      </w:pPr>
+      <w:r>
+        <w:t xml:space="preserve">Using your real post-hoc/compact-letter result from Task 6, explain in</w:t>
+      </w:r>
+      <w:r>
+        <w:t xml:space="preserve"> </w:t>
+      </w:r>
+      <w:r>
+        <w:t xml:space="preserve">plain language which species differ and which don’t — and explain why</w:t>
+      </w:r>
+      <w:r>
+        <w:t xml:space="preserve"> </w:t>
+      </w:r>
+      <w:r>
+        <w:t xml:space="preserve">a significant overall F-test by itself would</w:t>
+      </w:r>
+      <w:r>
+        <w:t xml:space="preserve"> </w:t>
+      </w:r>
+      <w:r>
+        <w:rPr>
+          <w:b/>
+          <w:bCs/>
+        </w:rPr>
+        <w:t xml:space="preserve">not</w:t>
+      </w:r>
+      <w:r>
+        <w:t xml:space="preserve"> </w:t>
+      </w:r>
+      <w:r>
+        <w:t xml:space="preserve">have told you that.</w:t>
+      </w:r>
+    </w:p>
+    <w:p>
+      <w:pPr>
+        <w:pStyle w:val="Compact"/>
+        <w:numPr>
+          <w:ilvl w:val="0"/>
+          <w:numId w:val="1003"/>
+        </w:numPr>
+      </w:pPr>
+      <w:r>
+        <w:t xml:space="preserve">Compare your Task 6 F-statistic and p-value to your Task 3 (full-data)</w:t>
+      </w:r>
+      <w:r>
+        <w:t xml:space="preserve"> </w:t>
+      </w:r>
+      <w:r>
+        <w:t xml:space="preserve">F-statistic and p-value. In your own words, explain why they differ (or</w:t>
+      </w:r>
+      <w:r>
+        <w:t xml:space="preserve"> </w:t>
+      </w:r>
+      <w:r>
+        <w:t xml:space="preserve">why they’re surprisingly similar) given that you cut your sample size</w:t>
+      </w:r>
+      <w:r>
+        <w:t xml:space="preserve"> </w:t>
+      </w:r>
+      <w:r>
+        <w:t xml:space="preserve">roughly in half.</w:t>
+      </w:r>
+    </w:p>
+    <w:p>
+      <w:r>
+        <w:pict>
+          <v:rect style="width:0;height:1.5pt" o:hralign="center" o:hrstd="t" o:hr="t"/>
+        </w:pict>
+      </w:r>
+    </w:p>
+    <w:p>
+      <w:pPr>
+        <w:pStyle w:val="FirstParagraph"/>
+      </w:pPr>
+      <w:r>
+        <w:rPr>
+          <w:i/>
+          <w:iCs/>
+        </w:rPr>
+        <w:t xml:space="preserve">End of Homework 14.</w:t>
+      </w:r>
+    </w:p>
+    <w:bookmarkEnd w:id="20"/>
+    <w:bookmarkEnd w:id="21"/>
+    <w:bookmarkEnd w:id="22"/>
     <w:sectPr>
       <w:pgSz w:h="15840" w:w="12240"/>
       <w:pgMar w:bottom="1440" w:footer="720" w:gutter="0" w:header="720" w:left="1440" w:right="1440" w:top="1440"/>
@@ -454,6 +1365,91 @@
     </w:lvl>
     <w:lvl w:ilvl="8">
       <w:start w:val="1"/>
+      <w:numFmt w:val="decimal"/>
+      <w:lvlText w:val="%9."/>
+      <w:lvlJc w:val="left"/>
+      <w:pPr>
+        <w:ind w:left="6480" w:hanging="360"/>
+      </w:pPr>
+    </w:lvl>
+  </w:abstractNum>
+  <w:abstractNum w:abstractNumId="99413">
+    <w:nsid w:val="00A99413"/>
+    <w:multiLevelType w:val="multilevel"/>
+    <w:lvl w:ilvl="0">
+      <w:start w:val="3"/>
+      <w:numFmt w:val="decimal"/>
+      <w:lvlText w:val="%1."/>
+      <w:lvlJc w:val="left"/>
+      <w:pPr>
+        <w:ind w:left="720" w:hanging="360"/>
+      </w:pPr>
+    </w:lvl>
+    <w:lvl w:ilvl="1">
+      <w:start w:val="3"/>
+      <w:numFmt w:val="decimal"/>
+      <w:lvlText w:val="%2."/>
+      <w:lvlJc w:val="left"/>
+      <w:pPr>
+        <w:ind w:left="1440" w:hanging="360"/>
+      </w:pPr>
+    </w:lvl>
+    <w:lvl w:ilvl="2">
+      <w:start w:val="3"/>
+      <w:numFmt w:val="decimal"/>
+      <w:lvlText w:val="%3."/>
+      <w:lvlJc w:val="left"/>
+      <w:pPr>
+        <w:ind w:left="2160" w:hanging="360"/>
+      </w:pPr>
+    </w:lvl>
+    <w:lvl w:ilvl="3">
+      <w:start w:val="3"/>
+      <w:numFmt w:val="decimal"/>
+      <w:lvlText w:val="%4."/>
+      <w:lvlJc w:val="left"/>
+      <w:pPr>
+        <w:ind w:left="2880" w:hanging="360"/>
+      </w:pPr>
+    </w:lvl>
+    <w:lvl w:ilvl="4">
+      <w:start w:val="3"/>
+      <w:numFmt w:val="decimal"/>
+      <w:lvlText w:val="%5."/>
+      <w:lvlJc w:val="left"/>
+      <w:pPr>
+        <w:ind w:left="3600" w:hanging="360"/>
+      </w:pPr>
+    </w:lvl>
+    <w:lvl w:ilvl="5">
+      <w:start w:val="3"/>
+      <w:numFmt w:val="decimal"/>
+      <w:lvlText w:val="%6."/>
+      <w:lvlJc w:val="left"/>
+      <w:pPr>
+        <w:ind w:left="4320" w:hanging="360"/>
+      </w:pPr>
+    </w:lvl>
+    <w:lvl w:ilvl="6">
+      <w:start w:val="3"/>
+      <w:numFmt w:val="decimal"/>
+      <w:lvlText w:val="%7."/>
+      <w:lvlJc w:val="left"/>
+      <w:pPr>
+        <w:ind w:left="5040" w:hanging="360"/>
+      </w:pPr>
+    </w:lvl>
+    <w:lvl w:ilvl="7">
+      <w:start w:val="3"/>
+      <w:numFmt w:val="decimal"/>
+      <w:lvlText w:val="%8."/>
+      <w:lvlJc w:val="left"/>
+      <w:pPr>
+        <w:ind w:left="5760" w:hanging="360"/>
+      </w:pPr>
+    </w:lvl>
+    <w:lvl w:ilvl="8">
+      <w:start w:val="3"/>
       <w:numFmt w:val="decimal"/>
       <w:lvlText w:val="%9."/>
       <w:lvlJc w:val="left"/>
@@ -496,6 +1492,36 @@
     </w:lvlOverride>
   </w:num>
   <w:num w:numId="1002">
+    <w:abstractNumId w:val="99413"/>
+    <w:lvlOverride w:ilvl="0">
+      <w:startOverride w:val="3"/>
+    </w:lvlOverride>
+    <w:lvlOverride w:ilvl="1">
+      <w:startOverride w:val="3"/>
+    </w:lvlOverride>
+    <w:lvlOverride w:ilvl="2">
+      <w:startOverride w:val="3"/>
+    </w:lvlOverride>
+    <w:lvlOverride w:ilvl="3">
+      <w:startOverride w:val="3"/>
+    </w:lvlOverride>
+    <w:lvlOverride w:ilvl="4">
+      <w:startOverride w:val="3"/>
+    </w:lvlOverride>
+    <w:lvlOverride w:ilvl="5">
+      <w:startOverride w:val="3"/>
+    </w:lvlOverride>
+    <w:lvlOverride w:ilvl="6">
+      <w:startOverride w:val="3"/>
+    </w:lvlOverride>
+    <w:lvlOverride w:ilvl="7">
+      <w:startOverride w:val="3"/>
+    </w:lvlOverride>
+    <w:lvlOverride w:ilvl="8">
+      <w:startOverride w:val="3"/>
+    </w:lvlOverride>
+  </w:num>
+  <w:num w:numId="1003">
     <w:abstractNumId w:val="99411"/>
     <w:lvlOverride w:ilvl="0">
       <w:startOverride w:val="1"/>
